--- a/preview/docxs/42-ats-headers.docx
+++ b/preview/docxs/42-ats-headers.docx
@@ -499,7 +499,7 @@
         </w:rPr>
         <w:t xml:space="preserve">Demo: </w:t>
       </w:r>
-      <w:hyperlink w:history="1" r:id="rIdutybdjtyxq8w0uc81sfua">
+      <w:hyperlink w:history="1" r:id="rIdf4yyilyb1r6o7m2se_1ul">
         <w:r>
           <w:rPr>
             <w:color w:val="16a34a"/>
@@ -527,7 +527,7 @@
         </w:rPr>
         <w:t xml:space="preserve">Code: </w:t>
       </w:r>
-      <w:hyperlink w:history="1" r:id="rId4fmnl9c0u7rwp7swmefkt">
+      <w:hyperlink w:history="1" r:id="rIdodxlnm0wxogjrxebsndgu">
         <w:r>
           <w:rPr>
             <w:color w:val="16a34a"/>
@@ -617,7 +617,7 @@
         </w:rPr>
         <w:t xml:space="preserve">Demo: </w:t>
       </w:r>
-      <w:hyperlink w:history="1" r:id="rIdxmr7pzdgq_-zhqyygjzvi">
+      <w:hyperlink w:history="1" r:id="rId5dgmihc1o8cuvuogiab3v">
         <w:r>
           <w:rPr>
             <w:color w:val="16a34a"/>
@@ -1036,7 +1036,7 @@
         </w:rPr>
         <w:t xml:space="preserve">Portfolio: </w:t>
       </w:r>
-      <w:hyperlink w:history="1" r:id="rIdihpwwcx8bydpsko2ezck2">
+      <w:hyperlink w:history="1" r:id="rIdw6g-jn204ibkx1yuv8vmw">
         <w:r>
           <w:rPr>
             <w:color w:val="16a34a"/>
